--- a/documentword/梁成杰个人工作汇报.docx
+++ b/documentword/梁成杰个人工作汇报.docx
@@ -209,6 +209,9 @@
           <w:sz w:val="21"/>
         </w:rPr>
         <w:t>组长不仅需要安排任务，也要尽早统一跨模块数据和状态含义。后续应在真实 MySQL 和成员电脑上完成整套端到端演练，复核个人分工记录，并解决测试报告中列出的环境阻塞与前端测试失败，再确认最终验收结论。</w:t>
+      </w:r>
+      <w:r>
+        <w:t xml:space="preserve"> </w:t>
       </w:r>
     </w:p>
     <w:sectPr>
